--- a/server/templates/reports/FO-PO-PSM-66-20 FORMATO PARA LA ELABORACIÓN DE INFORMES DE PARTÍCULAS VIABLES-plantilla.docx
+++ b/server/templates/reports/FO-PO-PSM-66-20 FORMATO PARA LA ELABORACIÓN DE INFORMES DE PARTÍCULAS VIABLES-plantilla.docx
@@ -6349,7 +6349,7 @@
           <w:sz w:val="22"/>
           <w:lang w:val="es-CO"/>
         </w:rPr>
-        <w:t> contrató los servicios de SERAMBIENTE S.A.S., para la realización del monitoreo de partículas viables en el área de estudio de </w:t>
+        <w:t> contrató los servicios de ALS ENVIRONMENTAL S.A.S., para la realización del monitoreo de partículas viables en el área de estudio de </w:t>
       </w:r>
       <w:bookmarkStart w:id="11" w:name="_Hlk142914894"/>
       <w:r>
@@ -12004,7 +12004,7 @@
           <w:sz w:val="20"/>
           <w:szCs w:val="20"/>
         </w:rPr>
-        <w:t>Fuente: SERAMBIENTE S.A.S., </w:t>
+        <w:t>Fuente: ALS ENVIRONMENTAL S.A.S., </w:t>
       </w:r>
       <w:commentRangeStart w:id="82"/>
       <w:r>
@@ -12988,7 +12988,7 @@
           <w:sz w:val="20"/>
           <w:szCs w:val="20"/>
         </w:rPr>
-        <w:t>Fuente: SERAMBIENTE S.A.S</w:t>
+        <w:t>Fuente: ALS ENVIRONMENTAL S.A.S.</w:t>
       </w:r>
       <w:commentRangeStart w:id="92"/>
       <w:r>
@@ -12998,7 +12998,7 @@
           <w:sz w:val="20"/>
           <w:szCs w:val="20"/>
         </w:rPr>
-        <w:t>., </w:t>
+        <w:t>, </w:t>
       </w:r>
       <w:r>
         <w:rPr>
@@ -14602,7 +14602,7 @@
           <w:sz w:val="20"/>
           <w:szCs w:val="20"/>
         </w:rPr>
-        <w:t>Fuente: SERAMBIENTE S.A.S., </w:t>
+        <w:t>Fuente: ALS ENVIRONMENTAL S.A.S., </w:t>
       </w:r>
       <w:commentRangeStart w:id="119"/>
       <w:r>
@@ -16167,7 +16167,7 @@
           <w:color w:val="303030"/>
           <w:lang w:val="es-CO"/>
         </w:rPr>
-        <w:t>Fuente: SERAMBIENTE S.A.S., </w:t>
+        <w:t>Fuente: ALS ENVIRONMENTAL S.A.S., </w:t>
       </w:r>
       <w:r>
         <w:rPr>
@@ -17894,7 +17894,7 @@
           <w:szCs w:val="20"/>
           <w:lang w:val="es-CO"/>
         </w:rPr>
-        <w:t>El laboratorio SERAMBIENTE S.A.S. aplica por defecto la declaración binaria con la regla de aceptación simple (w=0), salvo que el cliente, en la orden de trabajo, solicite una regla de decisión diferente. Esta regla de decisión ha sido previamente documentada y acordada con el cliente, según lo establecido en el procedimiento PO-PSM-84 “Declaración de Conformidad”.</w:t>
+        <w:t>El laboratorio ALS ENVIRONMENTAL S.A.S. aplica por defecto la declaración binaria con la regla de aceptación simple (w=0), salvo que el cliente, en la orden de trabajo, solicite una regla de decisión diferente. Esta regla de decisión ha sido previamente documentada y acordada con el cliente, según lo establecido en el procedimiento PO-PSM-84 “Declaración de Conformidad”.</w:t>
       </w:r>
     </w:p>
     <w:p>
@@ -20144,7 +20144,7 @@
           <w:sz w:val="20"/>
           <w:szCs w:val="20"/>
         </w:rPr>
-        <w:t>Fuente: SERAMBIENTE S.A.S., </w:t>
+        <w:t>Fuente: ALS ENVIRONMENTAL S.A.S., </w:t>
       </w:r>
       <w:bookmarkStart w:id="188" w:name="_Toc536446624"/>
       <w:r>
@@ -20799,7 +20799,7 @@
           <w:sz w:val="20"/>
           <w:szCs w:val="20"/>
         </w:rPr>
-        <w:t>Fuente: SERAMBIENTE S.A.S., </w:t>
+        <w:t>Fuente: ALS ENVIRONMENTAL S.A.S., </w:t>
       </w:r>
       <w:bookmarkStart w:id="193" w:name="_Toc536446625"/>
       <w:r>
@@ -21459,7 +21459,7 @@
           <w:sz w:val="20"/>
           <w:szCs w:val="20"/>
         </w:rPr>
-        <w:t>Fuente: SERAMBIENTE S.A.S., </w:t>
+        <w:t>Fuente: ALS ENVIRONMENTAL S.A.S., </w:t>
       </w:r>
       <w:r>
         <w:rPr>
@@ -22128,7 +22128,7 @@
           <w:sz w:val="20"/>
           <w:szCs w:val="20"/>
         </w:rPr>
-        <w:t>Fuente: SERAMBIENTE S.A.S</w:t>
+        <w:t>Fuente: ALS ENVIRONMENTAL S.A.S.</w:t>
       </w:r>
       <w:r>
         <w:rPr>
@@ -22803,7 +22803,7 @@
           <w:sz w:val="20"/>
           <w:szCs w:val="20"/>
         </w:rPr>
-        <w:t>Fuente: SERAMBIENTE S.A.S., </w:t>
+        <w:t>Fuente: ALS ENVIRONMENTAL S.A.S., </w:t>
       </w:r>
       <w:r>
         <w:rPr>
@@ -23735,7 +23735,7 @@
           <w:sz w:val="20"/>
           <w:szCs w:val="20"/>
         </w:rPr>
-        <w:t>Fuente: SERAMBIENTE S.A.S., </w:t>
+        <w:t>Fuente: ALS ENVIRONMENTAL S.A.S., </w:t>
       </w:r>
       <w:r>
         <w:rPr>
@@ -24474,7 +24474,7 @@
           <w:sz w:val="20"/>
           <w:szCs w:val="20"/>
         </w:rPr>
-        <w:t>Fuente: SERAMBIENTE S.A.S., </w:t>
+        <w:t>Fuente: ALS ENVIRONMENTAL S.A.S., </w:t>
       </w:r>
       <w:r>
         <w:rPr>
@@ -25155,7 +25155,7 @@
           <w:sz w:val="20"/>
           <w:szCs w:val="20"/>
         </w:rPr>
-        <w:t>Fuente: SERAMBIENTE S.A.S., </w:t>
+        <w:t>Fuente: ALS ENVIRONMENTAL S.A.S., </w:t>
       </w:r>
       <w:r>
         <w:rPr>
@@ -25838,7 +25838,7 @@
           <w:sz w:val="20"/>
           <w:szCs w:val="20"/>
         </w:rPr>
-        <w:t>Fuente: SERAMBIENTE S.A.S., </w:t>
+        <w:t>Fuente: ALS ENVIRONMENTAL S.A.S., </w:t>
       </w:r>
       <w:r>
         <w:rPr>
@@ -26530,7 +26530,7 @@
           <w:sz w:val="20"/>
           <w:szCs w:val="20"/>
         </w:rPr>
-        <w:t>Fuente: SERAMBIENTE S.A.S., </w:t>
+        <w:t>Fuente: ALS ENVIRONMENTAL S.A.S., </w:t>
       </w:r>
       <w:r>
         <w:rPr>
@@ -26987,7 +26987,7 @@
           <w:sz w:val="20"/>
           <w:szCs w:val="20"/>
         </w:rPr>
-        <w:t> Fuente: SERAMBIENTE S.A.S., </w:t>
+        <w:t> Fuente: ALS ENVIRONMENTAL S.A.S., </w:t>
       </w:r>
       <w:r>
         <w:rPr>
@@ -28579,7 +28579,7 @@
           <w:sz w:val="20"/>
           <w:szCs w:val="20"/>
         </w:rPr>
-        <w:t>Fuente: SERAMBIENTE S.A.S., </w:t>
+        <w:t>Fuente: ALS ENVIRONMENTAL S.A.S., </w:t>
       </w:r>
       <w:r>
         <w:rPr>
@@ -30100,7 +30100,7 @@
           <w:sz w:val="20"/>
           <w:szCs w:val="20"/>
         </w:rPr>
-        <w:t> Fuente: SERAMBIENTE S.A.S., </w:t>
+        <w:t> Fuente: ALS ENVIRONMENTAL S.A.S., </w:t>
       </w:r>
       <w:r>
         <w:rPr>
@@ -31162,7 +31162,7 @@
           <w:lang w:val="es-CO"/>
         </w:rPr>
         <w:lastRenderedPageBreak/>
-        <w:t>SERAMBIENTE S.A.S.</w:t>
+        <w:t>ALS ENVIRONMENTAL S.A.S.</w:t>
       </w:r>
     </w:p>
     <w:p>
@@ -31309,7 +31309,7 @@
           <w:szCs w:val="16"/>
           <w:lang w:val="pt-BR" w:eastAsia="en-US"/>
         </w:rPr>
-        <w:t>INFORME VÁLIDO ÚNICAMENTE PARA LA(S) MUESTRA(S) ANALIZADA(S). LA REPRODUCCIÓN PARCIAL O TOTAL DEL PRESENTE INFORME DEBE HACERSE CON AUTORIZACIÓN EXPRESA DE SERAMBIENTE S.A.S. CUALQUIER TIPO DE OBSERVACIÓN REQUERIDA POR EL CLIENTE Y RELACIONADA CON LOS RESULTADOS EMITIDOS, SÓLO SERÁ ACEPTADA DENTRO DE LOS CUATRO (4) DÍAS HÁBILES SIGUIENTES AL ENVÍO DE ESTE INFORME. SI NO SE RECIBE OBSERVACIÓN EN EL TIEMPO ESTABLECIDO, SE DA POR ACEPTADO EL INFORME Y SE PROCEDERÁ CON LA FACTURACIÓN DEL SERVICIO. RESERVA DE MUESTRAS: EL LABORATORIO ESTABLECE UN PERIODO DE 25 DÍAS CALENDARIO DESDE LA LLEGADA DE LA ÚLTIMA MUESTRA AL LABORATORIO PARA ALMACENAR LAS MUESTRAS EN NUESTRO LABORATORIO. DESPUÉS DE ESTE PERIODO, SE DARÁ DISPOSICIÓN FINAL A LAS MUESTRAS. EL CLIENTE SE HACE RESPONSABLE POR LA CONFIDENCIALIDAD DE LOS RESULTADOS CUANDO ESTOS SEAN ENVIADOS POR CORREO ELECTRÓNICO.</w:t>
+        <w:t>INFORME VÁLIDO ÚNICAMENTE PARA LA(S) MUESTRA(S) ANALIZADA(S). LA REPRODUCCIÓN PARCIAL O TOTAL DEL PRESENTE INFORME DEBE HACERSE CON AUTORIZACIÓN EXPRESA DE ALS ENVIRONMENTAL S.A.S. CUALQUIER TIPO DE OBSERVACIÓN REQUERIDA POR EL CLIENTE Y RELACIONADA CON LOS RESULTADOS EMITIDOS, SÓLO SERÁ ACEPTADA DENTRO DE LOS CUATRO (4) DÍAS HÁBILES SIGUIENTES AL ENVÍO DE ESTE INFORME. SI NO SE RECIBE OBSERVACIÓN EN EL TIEMPO ESTABLECIDO, SE DA POR ACEPTADO EL INFORME Y SE PROCEDERÁ CON LA FACTURACIÓN DEL SERVICIO. RESERVA DE MUESTRAS: EL LABORATORIO ESTABLECE UN PERIODO DE 25 DÍAS CALENDARIO DESDE LA LLEGADA DE LA ÚLTIMA MUESTRA AL LABORATORIO PARA ALMACENAR LAS MUESTRAS EN NUESTRO LABORATORIO. DESPUÉS DE ESTE PERIODO, SE DARÁ DISPOSICIÓN FINAL A LAS MUESTRAS. EL CLIENTE SE HACE RESPONSABLE POR LA CONFIDENCIALIDAD DE LOS RESULTADOS CUANDO ESTOS SEAN ENVIADOS POR CORREO ELECTRÓNICO.</w:t>
       </w:r>
     </w:p>
     <w:p>
@@ -33131,7 +33131,7 @@
           <w:szCs w:val="20"/>
           <w:lang w:val="es-CO"/>
         </w:rPr>
-        <w:t>Fuente: SERAMBIENTE S.A.S</w:t>
+        <w:t>Fuente: ALS ENVIRONMENTAL S.A.S.</w:t>
       </w:r>
       <w:r>
         <w:rPr>
@@ -34555,7 +34555,7 @@
           <w:szCs w:val="20"/>
           <w:lang w:val="es-CO"/>
         </w:rPr>
-        <w:t>Fuente: SERAMBIENTE S.A.S., </w:t>
+        <w:t>Fuente: ALS ENVIRONMENTAL S.A.S., </w:t>
       </w:r>
       <w:commentRangeStart w:id="275"/>
       <w:r>
